--- a/firequote/quotes/templates_docs/detection_both.docx
+++ b/firequote/quotes/templates_docs/detection_both.docx
@@ -87,7 +87,7 @@
           <w:b/>
           <w:lang w:val="en-US"/>
         </w:rPr>
-        <w:t xml:space="preserve">                         {{ quote_number }}</w:t>
+        <w:t xml:space="preserve">                       {{ quote_number }}</w:t>
       </w:r>
     </w:p>
     <w:p>
@@ -4028,7 +4028,7 @@
             </wp:anchor>
           </w:drawing>
         </mc:Choice>
-        <mc:Fallback xmlns:oel="http://schemas.microsoft.com/office/2019/extlst" xmlns:w16du="http://schemas.microsoft.com/office/word/2023/wordml/word16du" xmlns:w16sdtfl="http://schemas.microsoft.com/office/word/2024/wordml/sdtformatlock">
+        <mc:Fallback xmlns:w16sdtfl="http://schemas.microsoft.com/office/word/2024/wordml/sdtformatlock" xmlns:w16du="http://schemas.microsoft.com/office/word/2023/wordml/word16du" xmlns:oel="http://schemas.microsoft.com/office/2019/extlst">
           <w:pict>
             <v:line w14:anchorId="1059F842" id="Conector recto 19" o:spid="_x0000_s1026" style="position:absolute;z-index:251661312;visibility:visible;mso-wrap-style:square;mso-width-percent:0;mso-height-percent:0;mso-wrap-distance-left:9pt;mso-wrap-distance-top:0;mso-wrap-distance-right:9pt;mso-wrap-distance-bottom:0;mso-position-horizontal:right;mso-position-horizontal-relative:margin;mso-position-vertical:absolute;mso-position-vertical-relative:text;mso-width-percent:0;mso-height-percent:0;mso-width-relative:margin;mso-height-relative:margin" from="389.05pt,8pt" to="829.3pt,8.75pt" o:gfxdata="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" strokecolor="#4b0000" strokeweight="1pt">
               <w10:wrap anchorx="margin"/>
